--- a/legal/07-data-protection/10_DATA_PROCESSING_AGREEMENT_DPA.docx
+++ b/legal/07-data-protection/10_DATA_PROCESSING_AGREEMENT_DPA.docx
@@ -2,201 +2,268 @@
 <file path=word/document.xml><?xml version="1.0" encoding="utf-8"?>
 <w:document xmlns:wpc="http://schemas.microsoft.com/office/word/2010/wordprocessingCanvas" xmlns:mo="http://schemas.microsoft.com/office/mac/office/2008/main" xmlns:mc="http://schemas.openxmlformats.org/markup-compatibility/2006" xmlns:mv="urn:schemas-microsoft-com:mac:vml" xmlns:o="urn:schemas-microsoft-com:office:office" xmlns:r="http://schemas.openxmlformats.org/officeDocument/2006/relationships" xmlns:m="http://schemas.openxmlformats.org/officeDocument/2006/math" xmlns:v="urn:schemas-microsoft-com:vml" xmlns:wp14="http://schemas.microsoft.com/office/word/2010/wordprocessingDrawing" xmlns:wp="http://schemas.openxmlformats.org/drawingml/2006/wordprocessingDrawing" xmlns:w10="urn:schemas-microsoft-com:office:word" xmlns:w="http://schemas.openxmlformats.org/wordprocessingml/2006/main" xmlns:w14="http://schemas.microsoft.com/office/word/2010/wordml" xmlns:wpg="http://schemas.microsoft.com/office/word/2010/wordprocessingGroup" xmlns:wpi="http://schemas.microsoft.com/office/word/2010/wordprocessingInk" xmlns:wne="http://schemas.microsoft.com/office/word/2006/wordml" xmlns:wps="http://schemas.microsoft.com/office/word/2010/wordprocessingShape" mc:Ignorable="w14 wp14">
   <w:body>
+    <w:tbl>
+      <w:tblPr>
+        <w:tblW w:type="auto" w:w="0"/>
+        <w:jc w:val="center"/>
+        <w:tblLook w:firstColumn="1" w:firstRow="1" w:lastColumn="0" w:lastRow="0" w:noHBand="0" w:noVBand="1" w:val="04A0"/>
+        <w:tblBorders>
+          <w:top w:val="none"/>
+          <w:bottom w:val="none"/>
+          <w:left w:val="none"/>
+          <w:right w:val="none"/>
+          <w:insideH w:val="none"/>
+          <w:insideV w:val="none"/>
+        </w:tblBorders>
+      </w:tblPr>
+      <w:tblGrid>
+        <w:gridCol w:w="4874"/>
+        <w:gridCol w:w="4874"/>
+      </w:tblGrid>
+      <w:tr>
+        <w:trPr>
+          <w:cantSplit/>
+        </w:trPr>
+        <w:tc>
+          <w:tcPr>
+            <w:tcW w:type="dxa" w:w="4032"/>
+            <w:vAlign w:val="center"/>
+            <w:tcW w:w="4031" w:type="dxa"/>
+            <w:tcMar>
+              <w:top w:w="40" w:type="dxa"/>
+              <w:bottom w:w="40" w:type="dxa"/>
+              <w:left w:w="60" w:type="dxa"/>
+              <w:right w:w="60" w:type="dxa"/>
+            </w:tcMar>
+            <w:shd w:fill="FFFFFF"/>
+          </w:tcPr>
+          <w:p>
+            <w:r/>
+          </w:p>
+          <w:p>
+            <w:pPr>
+              <w:spacing w:before="0" w:after="40" w:line="276" w:lineRule="auto"/>
+              <w:jc w:val="center"/>
+            </w:pPr>
+            <w:r>
+              <w:rPr>
+                <w:b/>
+              </w:rPr>
+              <w:t>ĐƠN VỊ CUNG CẤP DỊCH VỤ</w:t>
+            </w:r>
+          </w:p>
+          <w:p>
+            <w:pPr>
+              <w:spacing w:before="0" w:after="40" w:line="276" w:lineRule="auto"/>
+              <w:jc w:val="center"/>
+            </w:pPr>
+            <w:r>
+              <w:rPr>
+                <w:b/>
+              </w:rPr>
+              <w:t>LOCALMATE VIỆT NAM</w:t>
+            </w:r>
+          </w:p>
+          <w:p>
+            <w:pPr>
+              <w:spacing w:before="0" w:after="40" w:line="276" w:lineRule="auto"/>
+              <w:jc w:val="center"/>
+            </w:pPr>
+            <w:r>
+              <w:t>Số: [MÃ_ĐƠN]/DPA-LM/[NĂM]</w:t>
+            </w:r>
+          </w:p>
+        </w:tc>
+        <w:tc>
+          <w:tcPr>
+            <w:tcW w:type="dxa" w:w="5717"/>
+            <w:vAlign w:val="center"/>
+            <w:tcW w:w="5716" w:type="dxa"/>
+            <w:tcMar>
+              <w:top w:w="40" w:type="dxa"/>
+              <w:bottom w:w="40" w:type="dxa"/>
+              <w:left w:w="60" w:type="dxa"/>
+              <w:right w:w="60" w:type="dxa"/>
+            </w:tcMar>
+            <w:shd w:fill="FFFFFF"/>
+          </w:tcPr>
+          <w:p>
+            <w:r/>
+          </w:p>
+          <w:p>
+            <w:pPr>
+              <w:spacing w:before="0" w:after="40" w:line="276" w:lineRule="auto"/>
+              <w:jc w:val="center"/>
+            </w:pPr>
+            <w:r>
+              <w:rPr>
+                <w:b/>
+                <w:sz w:val="23"/>
+              </w:rPr>
+              <w:t>CỘNG HÒA XÃ HỘI CHỦ NGHĨA VIỆT NAM</w:t>
+            </w:r>
+          </w:p>
+          <w:p>
+            <w:pPr>
+              <w:spacing w:before="0" w:after="40" w:line="276" w:lineRule="auto"/>
+              <w:jc w:val="center"/>
+            </w:pPr>
+            <w:r>
+              <w:rPr>
+                <w:b/>
+              </w:rPr>
+              <w:t>Độc lập - Tự do - Hạnh phúc</w:t>
+            </w:r>
+          </w:p>
+          <w:p>
+            <w:pPr>
+              <w:spacing w:before="0" w:after="40" w:line="276" w:lineRule="auto"/>
+              <w:jc w:val="center"/>
+            </w:pPr>
+            <w:r>
+              <w:rPr>
+                <w:color w:val="0F172A"/>
+                <w:sz w:val="16"/>
+              </w:rPr>
+              <w:t>――――――――――――――――</w:t>
+            </w:r>
+          </w:p>
+          <w:p>
+            <w:pPr>
+              <w:spacing w:before="0" w:after="40" w:line="276" w:lineRule="auto"/>
+              <w:jc w:val="center"/>
+            </w:pPr>
+            <w:r>
+              <w:rPr>
+                <w:i/>
+                <w:color w:val="64748B"/>
+                <w:sz w:val="19"/>
+              </w:rPr>
+              <w:t>Hà Nội, ngày [NGÀY] tháng [THÁNG] năm 202[NĂM]</w:t>
+            </w:r>
+          </w:p>
+        </w:tc>
+      </w:tr>
+    </w:tbl>
     <w:p>
       <w:pPr>
-        <w:spacing w:before="240" w:after="120" w:line="288" w:lineRule="auto"/>
+        <w:spacing w:before="0" w:after="80"/>
+      </w:pPr>
+    </w:p>
+    <w:p>
+      <w:pPr>
+        <w:spacing w:before="240" w:after="80" w:line="288" w:lineRule="auto"/>
         <w:jc w:val="center"/>
       </w:pPr>
       <w:r>
         <w:rPr>
           <w:b/>
-          <w:color w:val="0D7647"/>
-          <w:sz w:val="30"/>
+          <w:color w:val="0F172A"/>
+          <w:sz w:val="29"/>
         </w:rPr>
         <w:t>THỎA THUẬN XỬ LÝ DỮ LIỆU CÁ NHÂN (DPA)</w:t>
       </w:r>
     </w:p>
     <w:p>
       <w:pPr>
-        <w:spacing w:after="80" w:before="0" w:line="276" w:lineRule="auto"/>
-        <w:jc w:val="left"/>
+        <w:spacing w:before="20" w:after="60" w:line="276" w:lineRule="auto"/>
+        <w:jc w:val="both"/>
       </w:pPr>
       <w:r>
         <w:rPr>
           <w:b/>
         </w:rPr>
-        <w:t>(DATA PROCESSING AGREEMENT - LOCALMATE ENTERPRISE STANDARD)</w:t>
-      </w:r>
-      <w:r>
-        <w:t xml:space="preserve">  </w:t>
+        <w:t>(DATA PROCESSING AGREEMENT - DPA)</w:t>
       </w:r>
     </w:p>
     <w:p>
       <w:pPr>
-        <w:spacing w:after="80" w:before="0" w:line="276" w:lineRule="auto"/>
-        <w:jc w:val="left"/>
+        <w:spacing w:before="20" w:after="40" w:line="276" w:lineRule="auto"/>
+        <w:ind w:left="288"/>
+        <w:jc w:val="both"/>
       </w:pPr>
       <w:r>
         <w:rPr>
-          <w:b/>
+          <w:i/>
+          <w:color w:val="0F172A"/>
+          <w:sz w:val="20"/>
         </w:rPr>
-        <w:t>Số hiệu Văn bản:</w:t>
-      </w:r>
-      <w:r>
-        <w:t xml:space="preserve"> [MÃ_ĐƠN]/DPA-LM/[NĂM]  </w:t>
+        <w:t>- Căn cứ Bộ luật Dân sự số 91/2015/QH13 ngày 24 tháng 11 năm 2015;</w:t>
       </w:r>
     </w:p>
     <w:p>
       <w:pPr>
-        <w:spacing w:after="80" w:before="0" w:line="276" w:lineRule="auto"/>
-        <w:jc w:val="left"/>
+        <w:spacing w:before="20" w:after="40" w:line="276" w:lineRule="auto"/>
+        <w:ind w:left="288"/>
+        <w:jc w:val="both"/>
       </w:pPr>
       <w:r>
         <w:rPr>
           <w:i/>
+          <w:color w:val="0F172A"/>
+          <w:sz w:val="20"/>
         </w:rPr>
-        <w:t>(Ban hành kèm theo Hợp đồng Dịch vụ Khung số: [MÃ_HỢP_ĐỒNG] ký ngày [NGÀY_KÝ])</w:t>
+        <w:t>- Căn cứ Luật An toàn thông tin mạng số 86/2015/QH13 ngày 19 tháng 11 năm 2015;</w:t>
       </w:r>
     </w:p>
     <w:p>
       <w:pPr>
-        <w:spacing w:after="120" w:before="80"/>
+        <w:spacing w:before="20" w:after="40" w:line="276" w:lineRule="auto"/>
+        <w:ind w:left="288"/>
+        <w:jc w:val="both"/>
       </w:pPr>
       <w:r>
         <w:rPr>
-          <w:color w:val="CBD5E1"/>
+          <w:i/>
+          <w:color w:val="0F172A"/>
+          <w:sz w:val="20"/>
         </w:rPr>
-        <w:t>―――――――――――――――――――――――――――――――――――――――――――――――――――――――</w:t>
+        <w:t>- Căn cứ Luật An ninh mạng số 24/2018/QH14 ngày 12 tháng 06 năm 2018 và Nghị định số 53/2022/NĐ-CP;</w:t>
       </w:r>
     </w:p>
     <w:p>
       <w:pPr>
-        <w:spacing w:before="160" w:after="60"/>
+        <w:spacing w:before="20" w:after="40" w:line="276" w:lineRule="auto"/>
+        <w:ind w:left="288"/>
+        <w:jc w:val="both"/>
       </w:pPr>
       <w:r>
         <w:rPr>
-          <w:b/>
-          <w:color w:val="0D7647"/>
-          <w:sz w:val="23"/>
+          <w:i/>
+          <w:color w:val="0F172A"/>
+          <w:sz w:val="20"/>
         </w:rPr>
-        <w:t>CĂN CỨ PHÁP LUẬT BẮT BUỘC</w:t>
+        <w:t>- Căn cứ Nghị định số 13/2023/NĐ-CP ngày 17 tháng 04 năm 2023 của Chính phủ về bảo vệ dữ liệu cá nhân;</w:t>
       </w:r>
     </w:p>
     <w:p>
       <w:pPr>
-        <w:spacing w:after="60" w:before="20" w:line="276" w:lineRule="auto"/>
-        <w:ind w:left="360"/>
-        <w:jc w:val="left"/>
+        <w:spacing w:before="20" w:after="40" w:line="276" w:lineRule="auto"/>
+        <w:ind w:left="288"/>
+        <w:jc w:val="both"/>
       </w:pPr>
       <w:r>
         <w:rPr>
-          <w:b/>
+          <w:i/>
+          <w:color w:val="0F172A"/>
+          <w:sz w:val="20"/>
         </w:rPr>
-        <w:t>•  Luật Bảo vệ dữ liệu cá nhân 2025</w:t>
-      </w:r>
-      <w:r>
-        <w:t xml:space="preserve"> (Luật số 91/2025/QH15, có hiệu lực từ </w:t>
-      </w:r>
-      <w:r>
-        <w:rPr>
-          <w:b/>
-        </w:rPr>
-        <w:t>01/01/2026</w:t>
-      </w:r>
-      <w:r>
-        <w:t>).</w:t>
+        <w:t>- Căn cứ Hợp đồng Dịch vụ số: [MÃ_HỢP_ĐỒNG] ký ngày [NGÀY_KÝ] giữa Hai Bên.</w:t>
       </w:r>
     </w:p>
     <w:p>
       <w:pPr>
-        <w:spacing w:after="60" w:before="20" w:line="276" w:lineRule="auto"/>
-        <w:ind w:left="360"/>
-        <w:jc w:val="left"/>
+        <w:spacing w:before="20" w:after="60" w:line="276" w:lineRule="auto"/>
+        <w:jc w:val="both"/>
       </w:pPr>
       <w:r>
-        <w:rPr>
-          <w:b/>
-        </w:rPr>
-        <w:t>•  Nghị định số 13/2023/NĐ-CP</w:t>
-      </w:r>
-      <w:r>
-        <w:t xml:space="preserve"> ngày 17/04/2023 của Chính phủ về bảo vệ dữ liệu cá nhân (và Nghị định 356/2025/NĐ-CP hướng dẫn thi hành).</w:t>
+        <w:t>Hôm nay, ngày [NGÀY] tháng [THÁNG] năm 202[NĂM], tại trụ sở các bên, Thỏa thuận xử lý dữ liệu cá nhân này ("Thỏa thuận DPA") được ký kết giữa:</w:t>
       </w:r>
     </w:p>
     <w:p>
       <w:pPr>
-        <w:spacing w:after="60" w:before="20" w:line="276" w:lineRule="auto"/>
-        <w:ind w:left="360"/>
-        <w:jc w:val="left"/>
-      </w:pPr>
-      <w:r>
-        <w:rPr>
-          <w:b/>
-        </w:rPr>
-        <w:t>•  Luật An ninh mạng 2018</w:t>
-      </w:r>
-      <w:r>
-        <w:t xml:space="preserve">, </w:t>
-      </w:r>
-      <w:r>
-        <w:rPr>
-          <w:b/>
-        </w:rPr>
-        <w:t>Luật An toàn thông tin mạng 2015</w:t>
-      </w:r>
-      <w:r>
-        <w:t xml:space="preserve">, </w:t>
-      </w:r>
-      <w:r>
-        <w:rPr>
-          <w:b/>
-        </w:rPr>
-        <w:t>Luật Dữ liệu 2024</w:t>
-      </w:r>
-      <w:r>
-        <w:t>.</w:t>
-      </w:r>
-    </w:p>
-    <w:p>
-      <w:pPr>
-        <w:spacing w:after="60" w:before="20" w:line="276" w:lineRule="auto"/>
-        <w:ind w:left="360"/>
-        <w:jc w:val="left"/>
-      </w:pPr>
-      <w:r>
-        <w:rPr>
-          <w:b/>
-        </w:rPr>
-        <w:t>•  Nghị định số 330/2026/NĐ-CP</w:t>
-      </w:r>
-      <w:r>
-        <w:t xml:space="preserve"> (hiệu lực từ 19/08/2026) về xử phạt vi phạm hành chính an ninh mạng và dữ liệu cá nhân (mức phạt lên tới 5% doanh thu hoặc 03 tỷ đồng).</w:t>
-      </w:r>
-    </w:p>
-    <w:p>
-      <w:pPr>
-        <w:spacing w:after="120" w:before="80"/>
-      </w:pPr>
-      <w:r>
-        <w:rPr>
-          <w:color w:val="CBD5E1"/>
-        </w:rPr>
-        <w:t>―――――――――――――――――――――――――――――――――――――――――――――――――――――――</w:t>
-      </w:r>
-    </w:p>
-    <w:p>
-      <w:pPr>
-        <w:spacing w:after="80" w:before="0" w:line="276" w:lineRule="auto"/>
-        <w:jc w:val="left"/>
-      </w:pPr>
-      <w:r>
-        <w:t>Hôm nay, ngày [NGÀY] tháng [THÁNG] năm 202[NĂM], Thỏa thuận này được ký kết giữa:</w:t>
-      </w:r>
-    </w:p>
-    <w:p>
-      <w:pPr>
-        <w:spacing w:after="80" w:before="0" w:line="276" w:lineRule="auto"/>
-        <w:jc w:val="left"/>
+        <w:spacing w:before="20" w:after="60" w:line="276" w:lineRule="auto"/>
+        <w:jc w:val="both"/>
       </w:pPr>
       <w:r>
         <w:rPr>
@@ -207,12 +274,12 @@
     </w:p>
     <w:p>
       <w:pPr>
-        <w:spacing w:after="60" w:before="20" w:line="276" w:lineRule="auto"/>
+        <w:spacing w:before="20" w:after="40" w:line="276" w:lineRule="auto"/>
         <w:ind w:left="360"/>
-        <w:jc w:val="left"/>
+        <w:jc w:val="both"/>
       </w:pPr>
       <w:r>
-        <w:t xml:space="preserve">•  Tên Doanh nghiệp / Hộ kinh doanh: </w:t>
+        <w:t xml:space="preserve">Tên Doanh nghiệp / Hộ kinh doanh: </w:t>
       </w:r>
       <w:r>
         <w:rPr>
@@ -223,38 +290,38 @@
     </w:p>
     <w:p>
       <w:pPr>
-        <w:spacing w:after="60" w:before="20" w:line="276" w:lineRule="auto"/>
+        <w:spacing w:before="20" w:after="40" w:line="276" w:lineRule="auto"/>
         <w:ind w:left="360"/>
-        <w:jc w:val="left"/>
+        <w:jc w:val="both"/>
       </w:pPr>
       <w:r>
-        <w:t>•  Mã số thuế: [MST_KHÁCH_HÀNG]</w:t>
+        <w:t>Mã số thuế: [MST_KHÁCH_HÀNG]</w:t>
       </w:r>
     </w:p>
     <w:p>
       <w:pPr>
-        <w:spacing w:after="60" w:before="20" w:line="276" w:lineRule="auto"/>
+        <w:spacing w:before="20" w:after="40" w:line="276" w:lineRule="auto"/>
         <w:ind w:left="360"/>
-        <w:jc w:val="left"/>
+        <w:jc w:val="both"/>
       </w:pPr>
       <w:r>
-        <w:t>•  Đại diện: [ĐẠI_DIỆN_KHÁCH_HÀNG] — Chức vụ: [CHỨC_VỤ_KHÁCH_HÀNG]</w:t>
+        <w:t>Đại diện: [ĐẠI_DIỆN_KHÁCH_HÀNG] — Chức vụ: [CHỨC_VỤ_KHÁCH_HÀNG]</w:t>
       </w:r>
     </w:p>
     <w:p>
       <w:pPr>
-        <w:spacing w:after="60" w:before="20" w:line="276" w:lineRule="auto"/>
+        <w:spacing w:before="20" w:after="40" w:line="276" w:lineRule="auto"/>
         <w:ind w:left="360"/>
-        <w:jc w:val="left"/>
+        <w:jc w:val="both"/>
       </w:pPr>
       <w:r>
-        <w:t>•  Đầu mối DPO / IT: [TÊN_DPO_A] — Email: [EMAIL_DPO_A] — SĐT: [SĐT_DPO_A]</w:t>
+        <w:t>Đầu mối DPO / IT: [TÊN_DPO_A] — Email: [EMAIL_DPO_A] — SĐT: [SĐT_DPO_A]</w:t>
       </w:r>
     </w:p>
     <w:p>
       <w:pPr>
-        <w:spacing w:after="80" w:before="0" w:line="276" w:lineRule="auto"/>
-        <w:jc w:val="left"/>
+        <w:spacing w:before="20" w:after="60" w:line="276" w:lineRule="auto"/>
+        <w:jc w:val="both"/>
       </w:pPr>
       <w:r>
         <w:rPr>
@@ -265,12 +332,12 @@
     </w:p>
     <w:p>
       <w:pPr>
-        <w:spacing w:after="60" w:before="20" w:line="276" w:lineRule="auto"/>
+        <w:spacing w:before="20" w:after="40" w:line="276" w:lineRule="auto"/>
         <w:ind w:left="360"/>
-        <w:jc w:val="left"/>
+        <w:jc w:val="both"/>
       </w:pPr>
       <w:r>
-        <w:t xml:space="preserve">•  Tên pháp lý: </w:t>
+        <w:t xml:space="preserve">Tên pháp lý: </w:t>
       </w:r>
       <w:r>
         <w:rPr>
@@ -281,12 +348,12 @@
     </w:p>
     <w:p>
       <w:pPr>
-        <w:spacing w:after="60" w:before="20" w:line="276" w:lineRule="auto"/>
+        <w:spacing w:before="20" w:after="40" w:line="276" w:lineRule="auto"/>
         <w:ind w:left="360"/>
-        <w:jc w:val="left"/>
+        <w:jc w:val="both"/>
       </w:pPr>
       <w:r>
-        <w:t xml:space="preserve">•  Mã số thuế: </w:t>
+        <w:t xml:space="preserve">Mã số thuế: </w:t>
       </w:r>
       <w:r>
         <w:rPr>
@@ -297,12 +364,12 @@
     </w:p>
     <w:p>
       <w:pPr>
-        <w:spacing w:after="60" w:before="20" w:line="276" w:lineRule="auto"/>
+        <w:spacing w:before="20" w:after="40" w:line="276" w:lineRule="auto"/>
         <w:ind w:left="360"/>
-        <w:jc w:val="left"/>
+        <w:jc w:val="both"/>
       </w:pPr>
       <w:r>
-        <w:t xml:space="preserve">•  Đại diện: </w:t>
+        <w:t xml:space="preserve">Đại diện: </w:t>
       </w:r>
       <w:r>
         <w:rPr>
@@ -322,42 +389,32 @@
     </w:p>
     <w:p>
       <w:pPr>
-        <w:spacing w:after="60" w:before="20" w:line="276" w:lineRule="auto"/>
+        <w:spacing w:before="20" w:after="40" w:line="276" w:lineRule="auto"/>
         <w:ind w:left="360"/>
-        <w:jc w:val="left"/>
+        <w:jc w:val="both"/>
       </w:pPr>
       <w:r>
-        <w:t>•  Đầu mối DPO / Phụ trách PDP: dpo@localmate.vn — SĐT: [PHONE]</w:t>
+        <w:t>Đầu mối DPO / Phụ trách PDP: dpo@localmate.vn — SĐT: [PHONE]</w:t>
       </w:r>
     </w:p>
     <w:p>
       <w:pPr>
-        <w:spacing w:after="120" w:before="80"/>
-      </w:pPr>
-      <w:r>
-        <w:rPr>
-          <w:color w:val="CBD5E1"/>
-        </w:rPr>
-        <w:t>―――――――――――――――――――――――――――――――――――――――――――――――――――――――</w:t>
-      </w:r>
-    </w:p>
-    <w:p>
-      <w:pPr>
-        <w:spacing w:before="160" w:after="60"/>
+        <w:spacing w:before="180" w:after="60" w:line="276" w:lineRule="auto"/>
+        <w:jc w:val="left"/>
       </w:pPr>
       <w:r>
         <w:rPr>
           <w:b/>
-          <w:color w:val="0D7647"/>
-          <w:sz w:val="23"/>
+          <w:color w:val="0F172A"/>
+          <w:sz w:val="22"/>
         </w:rPr>
         <w:t>ĐIỀU 1: XÁC ĐỊNH TƯ CÁCH PHÁP LÝ &amp; BẢN CHẤT HOẠT ĐỘNG XỬ LÝ</w:t>
       </w:r>
     </w:p>
     <w:p>
       <w:pPr>
-        <w:spacing w:after="80" w:before="0" w:line="276" w:lineRule="auto"/>
-        <w:jc w:val="left"/>
+        <w:spacing w:before="20" w:after="60" w:line="276" w:lineRule="auto"/>
+        <w:jc w:val="both"/>
       </w:pPr>
       <w:r>
         <w:t xml:space="preserve">1.1. </w:t>
@@ -371,34 +428,34 @@
     </w:p>
     <w:p>
       <w:pPr>
-        <w:spacing w:after="60" w:before="20" w:line="276" w:lineRule="auto"/>
+        <w:spacing w:before="20" w:after="40" w:line="276" w:lineRule="auto"/>
         <w:ind w:left="360"/>
-        <w:jc w:val="left"/>
+        <w:jc w:val="both"/>
       </w:pPr>
       <w:r>
-        <w:t>•  Bên A là bên duy nhất quyết định mục đích thu thập (để tư vấn bán hàng, chốt đơn, cung cấp dịch vụ cho khách hàng của Bên A) và phương tiện xử lý dữ liệu cá nhân.</w:t>
+        <w:t>Bên A là bên duy nhất quyết định mục đích thu thập (để tư vấn bán hàng, chốt đơn, cung cấp dịch vụ cho khách hàng của Bên A) và phương tiện xử lý dữ liệu cá nhân.</w:t>
       </w:r>
     </w:p>
     <w:p>
       <w:pPr>
-        <w:spacing w:after="60" w:before="20" w:line="276" w:lineRule="auto"/>
+        <w:spacing w:before="20" w:after="40" w:line="276" w:lineRule="auto"/>
         <w:ind w:left="360"/>
-        <w:jc w:val="left"/>
+        <w:jc w:val="both"/>
       </w:pPr>
       <w:r>
         <w:rPr>
           <w:b/>
         </w:rPr>
-        <w:t>•  Trách nhiệm pháp lý của Bên A:</w:t>
+        <w:t>Trách nhiệm pháp lý của Bên A:</w:t>
       </w:r>
       <w:r>
-        <w:t xml:space="preserve"> Chịu trách nhiệm 100% trước pháp luật và Chủ thể dữ liệu về việc thu thập sự đồng ý hợp lệ (Consent) của khách hàng trên website (đặt checkbox opt-in, công bố Chính sách quyền riêng tư); chịu trách nhiệm lập và nộp Hồ sơ đánh giá tác động xử lý dữ liệu (DPIA) cho Cục An ninh mạng (A05 - Bộ Công an) theo Điều 24 Nghị định 13/2023/NĐ-CP.  </w:t>
+        <w:t xml:space="preserve"> Chịu trách nhiệm 100% trước pháp luật và Chủ thể dữ liệu về việc thu thập sự đồng ý hợp lệ (Consent) của khách hàng trên website (đặt checkbox opt-in, công bố Chính sách quyền riêng tư); chịu trách nhiệm lập và nộp Hồ sơ đánh giá tác động xử lý dữ liệu (DPIA) cho Cục An ninh mạng (A05 - Bộ Công an) theo Điều 24 Nghị định 13/2023/NĐ-CP.</w:t>
       </w:r>
     </w:p>
     <w:p>
       <w:pPr>
-        <w:spacing w:after="80" w:before="0" w:line="276" w:lineRule="auto"/>
-        <w:jc w:val="left"/>
+        <w:spacing w:before="20" w:after="60" w:line="276" w:lineRule="auto"/>
+        <w:jc w:val="both"/>
       </w:pPr>
       <w:r>
         <w:t xml:space="preserve">1.2. </w:t>
@@ -412,12 +469,12 @@
     </w:p>
     <w:p>
       <w:pPr>
-        <w:spacing w:after="60" w:before="20" w:line="276" w:lineRule="auto"/>
+        <w:spacing w:before="20" w:after="40" w:line="276" w:lineRule="auto"/>
         <w:ind w:left="360"/>
-        <w:jc w:val="left"/>
+        <w:jc w:val="both"/>
       </w:pPr>
       <w:r>
-        <w:t xml:space="preserve">•  Bên B là đơn vị cung ứng hạ tầng kỹ thuật (Website, Cloudflare Workers, Form, Webhook, CRM) thực hiện xử lý dữ liệu cá nhân </w:t>
+        <w:t xml:space="preserve">Bên B là đơn vị cung ứng hạ tầng kỹ thuật (Website, Cloudflare Workers, Form, Webhook, CRM) thực hiện xử lý dữ liệu cá nhân </w:t>
       </w:r>
       <w:r>
         <w:rPr>
@@ -431,15 +488,15 @@
     </w:p>
     <w:p>
       <w:pPr>
-        <w:spacing w:after="60" w:before="20" w:line="276" w:lineRule="auto"/>
+        <w:spacing w:before="20" w:after="40" w:line="276" w:lineRule="auto"/>
         <w:ind w:left="360"/>
-        <w:jc w:val="left"/>
+        <w:jc w:val="both"/>
       </w:pPr>
       <w:r>
         <w:rPr>
           <w:b/>
         </w:rPr>
-        <w:t>•  Cam kết của Bên B:</w:t>
+        <w:t>Cam kết của Bên B:</w:t>
       </w:r>
       <w:r>
         <w:t xml:space="preserve"> Tuyệt đối không sử dụng dữ liệu lead của Bên A cho mục đích thương mại riêng của Bên B; không chia sẻ, bán, hoặc khai thác dữ liệu trái phép dưới bất kỳ hình thức nào.</w:t>
@@ -447,32 +504,22 @@
     </w:p>
     <w:p>
       <w:pPr>
-        <w:spacing w:after="120" w:before="80"/>
-      </w:pPr>
-      <w:r>
-        <w:rPr>
-          <w:color w:val="CBD5E1"/>
-        </w:rPr>
-        <w:t>―――――――――――――――――――――――――――――――――――――――――――――――――――――――</w:t>
-      </w:r>
-    </w:p>
-    <w:p>
-      <w:pPr>
-        <w:spacing w:before="160" w:after="60"/>
+        <w:spacing w:before="180" w:after="60" w:line="276" w:lineRule="auto"/>
+        <w:jc w:val="left"/>
       </w:pPr>
       <w:r>
         <w:rPr>
           <w:b/>
-          <w:color w:val="0D7647"/>
-          <w:sz w:val="23"/>
+          <w:color w:val="0F172A"/>
+          <w:sz w:val="22"/>
         </w:rPr>
         <w:t>ĐIỀU 2: PHẠM VI, LOẠI DỮ LIỆU &amp; NHÓM CHỦ THỂ DỮ LIỆU</w:t>
       </w:r>
     </w:p>
     <w:p>
       <w:pPr>
-        <w:spacing w:after="80" w:before="0" w:line="276" w:lineRule="auto"/>
-        <w:jc w:val="left"/>
+        <w:spacing w:before="20" w:after="60" w:line="276" w:lineRule="auto"/>
+        <w:jc w:val="both"/>
       </w:pPr>
       <w:r>
         <w:t xml:space="preserve">2.1. </w:t>
@@ -489,8 +536,8 @@
     </w:p>
     <w:p>
       <w:pPr>
-        <w:spacing w:after="80" w:before="0" w:line="276" w:lineRule="auto"/>
-        <w:jc w:val="left"/>
+        <w:spacing w:before="20" w:after="60" w:line="276" w:lineRule="auto"/>
+        <w:jc w:val="both"/>
       </w:pPr>
       <w:r>
         <w:t xml:space="preserve">2.2. </w:t>
@@ -504,15 +551,15 @@
     </w:p>
     <w:p>
       <w:pPr>
-        <w:spacing w:after="60" w:before="20" w:line="276" w:lineRule="auto"/>
+        <w:spacing w:before="20" w:after="40" w:line="276" w:lineRule="auto"/>
         <w:ind w:left="360"/>
-        <w:jc w:val="left"/>
+        <w:jc w:val="both"/>
       </w:pPr>
       <w:r>
         <w:rPr>
           <w:i/>
         </w:rPr>
-        <w:t>•  Dữ liệu cá nhân cơ bản:</w:t>
+        <w:t>Dữ liệu cá nhân cơ bản:</w:t>
       </w:r>
       <w:r>
         <w:t xml:space="preserve"> Họ và tên, số điện thoại, địa chỉ email, địa chỉ liên hệ/giao hàng, nội dung lời nhắn/yêu cầu tư vấn, thời gian gửi biểu mẫu, địa chỉ IP kết nối, User-Agent trình duyệt và thông số chiến dịch tiếp thị (UTM parameters).</w:t>
@@ -520,15 +567,15 @@
     </w:p>
     <w:p>
       <w:pPr>
-        <w:spacing w:after="60" w:before="20" w:line="276" w:lineRule="auto"/>
+        <w:spacing w:before="20" w:after="40" w:line="276" w:lineRule="auto"/>
         <w:ind w:left="360"/>
-        <w:jc w:val="left"/>
+        <w:jc w:val="both"/>
       </w:pPr>
       <w:r>
         <w:rPr>
           <w:i/>
         </w:rPr>
-        <w:t>•  Dữ liệu cá nhân nhạy cảm:</w:t>
+        <w:t>Dữ liệu cá nhân nhạy cảm:</w:t>
       </w:r>
       <w:r>
         <w:t xml:space="preserve"> Hai Bên xác nhận mặc định </w:t>
@@ -540,13 +587,13 @@
         <w:t>KHÔNG thu thập và KHÔNG xử lý</w:t>
       </w:r>
       <w:r>
-        <w:t xml:space="preserve"> dữ liệu nhạy cảm (thông tin thẻ tín dụng chi tiết, bệnh án sức khỏe, quan điểm tôn giáo chính trị, dữ liệu vị trí địa lý chính xác). Nếu ngành nghề kinh doanh của Bên A yêu cầu thu thập dữ liệu sức khỏe (Phòng khám, Nha khoa), Bên A phải có văn bản xác nhận đã lấy sự đồng ý rõ ràng của chủ thể dữ liệu theo Điều 10, Điều 11 NĐ 13/2023/NĐ-CP.  </w:t>
+        <w:t xml:space="preserve"> dữ liệu nhạy cảm (thông tin thẻ tín dụng chi tiết, bệnh án sức khỏe, quan điểm tôn giáo chính trị, dữ liệu vị trí địa lý chính xác). Nếu ngành nghề kinh doanh của Bên A yêu cầu thu thập dữ liệu sức khỏe (Phòng khám, Nha khoa), Bên A phải có văn bản xác nhận đã lấy sự đồng ý rõ ràng của chủ thể dữ liệu theo Điều 10, Điều 11 NĐ 13/2023/NĐ-CP.</w:t>
       </w:r>
     </w:p>
     <w:p>
       <w:pPr>
-        <w:spacing w:after="80" w:before="0" w:line="276" w:lineRule="auto"/>
-        <w:jc w:val="left"/>
+        <w:spacing w:before="20" w:after="60" w:line="276" w:lineRule="auto"/>
+        <w:jc w:val="both"/>
       </w:pPr>
       <w:r>
         <w:t xml:space="preserve">2.3. </w:t>
@@ -563,32 +610,22 @@
     </w:p>
     <w:p>
       <w:pPr>
-        <w:spacing w:after="120" w:before="80"/>
-      </w:pPr>
-      <w:r>
-        <w:rPr>
-          <w:color w:val="CBD5E1"/>
-        </w:rPr>
-        <w:t>―――――――――――――――――――――――――――――――――――――――――――――――――――――――</w:t>
-      </w:r>
-    </w:p>
-    <w:p>
-      <w:pPr>
-        <w:spacing w:before="160" w:after="60"/>
+        <w:spacing w:before="180" w:after="60" w:line="276" w:lineRule="auto"/>
+        <w:jc w:val="left"/>
       </w:pPr>
       <w:r>
         <w:rPr>
           <w:b/>
-          <w:color w:val="0D7647"/>
-          <w:sz w:val="23"/>
+          <w:color w:val="0F172A"/>
+          <w:sz w:val="22"/>
         </w:rPr>
         <w:t>ĐIỀU 3: BIỆN PHÁP AN NINH KỸ THUẬT VÀ TỔ CHỨC (TOMS)</w:t>
       </w:r>
     </w:p>
     <w:p>
       <w:pPr>
-        <w:spacing w:after="80" w:before="0" w:line="276" w:lineRule="auto"/>
-        <w:jc w:val="left"/>
+        <w:spacing w:before="20" w:after="60" w:line="276" w:lineRule="auto"/>
+        <w:jc w:val="both"/>
       </w:pPr>
       <w:r>
         <w:t>Bên B cam kết áp dụng các biện pháp kỹ thuật và tổ chức bảo vệ dữ liệu tương ứng với chuẩn an toàn thông tin Cấp độ 2 (TCVN 11930:2017):</w:t>
@@ -596,8 +633,8 @@
     </w:p>
     <w:p>
       <w:pPr>
-        <w:spacing w:after="80" w:before="0" w:line="276" w:lineRule="auto"/>
-        <w:jc w:val="left"/>
+        <w:spacing w:before="20" w:after="60" w:line="276" w:lineRule="auto"/>
+        <w:jc w:val="both"/>
       </w:pPr>
       <w:r>
         <w:t xml:space="preserve">3.1. </w:t>
@@ -614,8 +651,8 @@
     </w:p>
     <w:p>
       <w:pPr>
-        <w:spacing w:after="80" w:before="0" w:line="276" w:lineRule="auto"/>
-        <w:jc w:val="left"/>
+        <w:spacing w:before="20" w:after="60" w:line="276" w:lineRule="auto"/>
+        <w:jc w:val="both"/>
       </w:pPr>
       <w:r>
         <w:t xml:space="preserve">3.2. </w:t>
@@ -632,8 +669,8 @@
     </w:p>
     <w:p>
       <w:pPr>
-        <w:spacing w:after="80" w:before="0" w:line="276" w:lineRule="auto"/>
-        <w:jc w:val="left"/>
+        <w:spacing w:before="20" w:after="60" w:line="276" w:lineRule="auto"/>
+        <w:jc w:val="both"/>
       </w:pPr>
       <w:r>
         <w:t xml:space="preserve">3.3. </w:t>
@@ -650,8 +687,8 @@
     </w:p>
     <w:p>
       <w:pPr>
-        <w:spacing w:after="80" w:before="0" w:line="276" w:lineRule="auto"/>
-        <w:jc w:val="left"/>
+        <w:spacing w:before="20" w:after="60" w:line="276" w:lineRule="auto"/>
+        <w:jc w:val="both"/>
       </w:pPr>
       <w:r>
         <w:t xml:space="preserve">3.4. </w:t>
@@ -677,32 +714,22 @@
     </w:p>
     <w:p>
       <w:pPr>
-        <w:spacing w:after="120" w:before="80"/>
-      </w:pPr>
-      <w:r>
-        <w:rPr>
-          <w:color w:val="CBD5E1"/>
-        </w:rPr>
-        <w:t>―――――――――――――――――――――――――――――――――――――――――――――――――――――――</w:t>
-      </w:r>
-    </w:p>
-    <w:p>
-      <w:pPr>
-        <w:spacing w:before="160" w:after="60"/>
+        <w:spacing w:before="180" w:after="60" w:line="276" w:lineRule="auto"/>
+        <w:jc w:val="left"/>
       </w:pPr>
       <w:r>
         <w:rPr>
           <w:b/>
-          <w:color w:val="0D7647"/>
-          <w:sz w:val="23"/>
+          <w:color w:val="0F172A"/>
+          <w:sz w:val="22"/>
         </w:rPr>
         <w:t>ĐIỀU 4: SỬ DỤNG BÊN XỬ LÝ PHỤ (SUB-PROCESSORS) &amp; CHUYỂN DỮ LIỆU XUYÊN BIÊN GIỚI</w:t>
       </w:r>
     </w:p>
     <w:p>
       <w:pPr>
-        <w:spacing w:after="80" w:before="0" w:line="276" w:lineRule="auto"/>
-        <w:jc w:val="left"/>
+        <w:spacing w:before="20" w:after="60" w:line="276" w:lineRule="auto"/>
+        <w:jc w:val="both"/>
       </w:pPr>
       <w:r>
         <w:t xml:space="preserve">4.1. </w:t>
@@ -728,15 +755,15 @@
     </w:p>
     <w:p>
       <w:pPr>
-        <w:spacing w:after="60" w:before="20" w:line="276" w:lineRule="auto"/>
+        <w:spacing w:before="20" w:after="40" w:line="276" w:lineRule="auto"/>
         <w:ind w:left="360"/>
-        <w:jc w:val="left"/>
+        <w:jc w:val="both"/>
       </w:pPr>
       <w:r>
         <w:rPr>
           <w:i/>
         </w:rPr>
-        <w:t>•  Lưu trữ &amp; Edge Compute:</w:t>
+        <w:t>Lưu trữ &amp; Edge Compute:</w:t>
       </w:r>
       <w:r>
         <w:t xml:space="preserve"> Cloudflare, Inc. (Mỹ / Mạng Anycast toàn cầu);</w:t>
@@ -744,15 +771,15 @@
     </w:p>
     <w:p>
       <w:pPr>
-        <w:spacing w:after="60" w:before="20" w:line="276" w:lineRule="auto"/>
+        <w:spacing w:before="20" w:after="40" w:line="276" w:lineRule="auto"/>
         <w:ind w:left="360"/>
-        <w:jc w:val="left"/>
+        <w:jc w:val="both"/>
       </w:pPr>
       <w:r>
         <w:rPr>
           <w:i/>
         </w:rPr>
-        <w:t>•  Cơ sở dữ liệu:</w:t>
+        <w:t>Cơ sở dữ liệu:</w:t>
       </w:r>
       <w:r>
         <w:t xml:space="preserve"> Supabase, Inc. (Singapore / AWS ap-southeast-1);</w:t>
@@ -760,15 +787,15 @@
     </w:p>
     <w:p>
       <w:pPr>
-        <w:spacing w:after="60" w:before="20" w:line="276" w:lineRule="auto"/>
+        <w:spacing w:before="20" w:after="40" w:line="276" w:lineRule="auto"/>
         <w:ind w:left="360"/>
-        <w:jc w:val="left"/>
+        <w:jc w:val="both"/>
       </w:pPr>
       <w:r>
         <w:rPr>
           <w:i/>
         </w:rPr>
-        <w:t>•  Lưu trữ tài liệu &amp; Email:</w:t>
+        <w:t>Lưu trữ tài liệu &amp; Email:</w:t>
       </w:r>
       <w:r>
         <w:t xml:space="preserve"> Google LLC (Google Sheets, Gmail);</w:t>
@@ -776,15 +803,15 @@
     </w:p>
     <w:p>
       <w:pPr>
-        <w:spacing w:after="60" w:before="20" w:line="276" w:lineRule="auto"/>
+        <w:spacing w:before="20" w:after="40" w:line="276" w:lineRule="auto"/>
         <w:ind w:left="360"/>
-        <w:jc w:val="left"/>
+        <w:jc w:val="both"/>
       </w:pPr>
       <w:r>
         <w:rPr>
           <w:i/>
         </w:rPr>
-        <w:t>•  Gửi Email giao dịch:</w:t>
+        <w:t>Gửi Email giao dịch:</w:t>
       </w:r>
       <w:r>
         <w:t xml:space="preserve"> Resend, Inc. (Mỹ);</w:t>
@@ -792,24 +819,24 @@
     </w:p>
     <w:p>
       <w:pPr>
-        <w:spacing w:after="60" w:before="20" w:line="276" w:lineRule="auto"/>
+        <w:spacing w:before="20" w:after="40" w:line="276" w:lineRule="auto"/>
         <w:ind w:left="360"/>
-        <w:jc w:val="left"/>
+        <w:jc w:val="both"/>
       </w:pPr>
       <w:r>
         <w:rPr>
           <w:i/>
         </w:rPr>
-        <w:t>•  Thông báo tức thì:</w:t>
+        <w:t>Thông báo tức thì:</w:t>
       </w:r>
       <w:r>
-        <w:t xml:space="preserve"> Telegram FZ-LLC (Dubai) / Công ty CP VNG (Zalo ZNS - Việt Nam).  </w:t>
+        <w:t xml:space="preserve"> Telegram FZ-LLC (Dubai) / Công ty CP VNG (Zalo ZNS - Việt Nam).</w:t>
       </w:r>
     </w:p>
     <w:p>
       <w:pPr>
-        <w:spacing w:after="80" w:before="0" w:line="276" w:lineRule="auto"/>
-        <w:jc w:val="left"/>
+        <w:spacing w:before="20" w:after="60" w:line="276" w:lineRule="auto"/>
+        <w:jc w:val="both"/>
       </w:pPr>
       <w:r>
         <w:t xml:space="preserve">4.2. </w:t>
@@ -823,8 +850,8 @@
     </w:p>
     <w:p>
       <w:pPr>
-        <w:spacing w:after="80" w:before="0" w:line="276" w:lineRule="auto"/>
-        <w:jc w:val="left"/>
+        <w:spacing w:before="20" w:after="60" w:line="276" w:lineRule="auto"/>
+        <w:jc w:val="both"/>
       </w:pPr>
       <w:r>
         <w:t>Căn cứ Điều 25 Nghị định 13/2023/NĐ-CP và Luật Bảo vệ dữ liệu cá nhân 2025:</w:t>
@@ -832,32 +859,32 @@
     </w:p>
     <w:p>
       <w:pPr>
-        <w:spacing w:after="60" w:before="20" w:line="276" w:lineRule="auto"/>
+        <w:spacing w:before="20" w:after="40" w:line="276" w:lineRule="auto"/>
         <w:ind w:left="360"/>
-        <w:jc w:val="left"/>
+        <w:jc w:val="both"/>
       </w:pPr>
       <w:r>
-        <w:t>•  Do máy chủ của Cloudflare, Google, Supabase, Resend đặt tại nước ngoài, việc truyền dữ liệu được xác định là hoạt động chuyển dữ liệu xuyên biên giới.</w:t>
+        <w:t>Do máy chủ của Cloudflare, Google, Supabase, Resend đặt tại nước ngoài, việc truyền dữ liệu được xác định là hoạt động chuyển dữ liệu xuyên biên giới.</w:t>
       </w:r>
     </w:p>
     <w:p>
       <w:pPr>
-        <w:spacing w:after="60" w:before="20" w:line="276" w:lineRule="auto"/>
+        <w:spacing w:before="20" w:after="40" w:line="276" w:lineRule="auto"/>
         <w:ind w:left="360"/>
-        <w:jc w:val="left"/>
+        <w:jc w:val="both"/>
       </w:pPr>
       <w:r>
-        <w:t>•  Bên B cam kết các Bên xử lý phụ nêu trên đều đạt các chứng chỉ bảo mật quốc tế khắt khe (ISO/IEC 27001, SOC 2 Type II, tuân thủ EU Standard Contractual Clauses - SCCs).</w:t>
+        <w:t>Bên B cam kết các Bên xử lý phụ nêu trên đều đạt các chứng chỉ bảo mật quốc tế khắt khe (ISO/IEC 27001, SOC 2 Type II, tuân thủ EU Standard Contractual Clauses - SCCs).</w:t>
       </w:r>
     </w:p>
     <w:p>
       <w:pPr>
-        <w:spacing w:after="60" w:before="20" w:line="276" w:lineRule="auto"/>
+        <w:spacing w:before="20" w:after="40" w:line="276" w:lineRule="auto"/>
         <w:ind w:left="360"/>
-        <w:jc w:val="left"/>
+        <w:jc w:val="both"/>
       </w:pPr>
       <w:r>
-        <w:t xml:space="preserve">•  Bên B có trách nhiệm cung cấp sơ đồ luồng dữ liệu kỹ thuật để Bên A hoàn tất </w:t>
+        <w:t xml:space="preserve">Bên B có trách nhiệm cung cấp sơ đồ luồng dữ liệu kỹ thuật để Bên A hoàn tất </w:t>
       </w:r>
       <w:r>
         <w:rPr>
@@ -866,13 +893,13 @@
         <w:t>Hồ sơ đánh giá tác động chuyển dữ liệu ra nước ngoài</w:t>
       </w:r>
       <w:r>
-        <w:t xml:space="preserve"> nộp Cục An ninh mạng (A05 - Bộ Công an) theo luật định.  </w:t>
+        <w:t xml:space="preserve"> nộp Cục An ninh mạng (A05 - Bộ Công an) theo luật định.</w:t>
       </w:r>
     </w:p>
     <w:p>
       <w:pPr>
-        <w:spacing w:after="80" w:before="0" w:line="276" w:lineRule="auto"/>
-        <w:jc w:val="left"/>
+        <w:spacing w:before="20" w:after="60" w:line="276" w:lineRule="auto"/>
+        <w:jc w:val="both"/>
       </w:pPr>
       <w:r>
         <w:t xml:space="preserve">4.3. </w:t>
@@ -898,32 +925,22 @@
     </w:p>
     <w:p>
       <w:pPr>
-        <w:spacing w:after="120" w:before="80"/>
-      </w:pPr>
-      <w:r>
-        <w:rPr>
-          <w:color w:val="CBD5E1"/>
-        </w:rPr>
-        <w:t>―――――――――――――――――――――――――――――――――――――――――――――――――――――――</w:t>
-      </w:r>
-    </w:p>
-    <w:p>
-      <w:pPr>
-        <w:spacing w:before="160" w:after="60"/>
+        <w:spacing w:before="180" w:after="60" w:line="276" w:lineRule="auto"/>
+        <w:jc w:val="left"/>
       </w:pPr>
       <w:r>
         <w:rPr>
           <w:b/>
-          <w:color w:val="0D7647"/>
-          <w:sz w:val="23"/>
+          <w:color w:val="0F172A"/>
+          <w:sz w:val="22"/>
         </w:rPr>
         <w:t>ĐIỀU 5: QUY TRÌNH ỨNG PHÓ &amp; THÔNG BÁO SỰ CỐ TRONG 72 GIỜ (DATA BREACH PROTOCOL)</w:t>
       </w:r>
     </w:p>
     <w:p>
       <w:pPr>
-        <w:spacing w:after="80" w:before="0" w:line="276" w:lineRule="auto"/>
-        <w:jc w:val="left"/>
+        <w:spacing w:before="20" w:after="60" w:line="276" w:lineRule="auto"/>
+        <w:jc w:val="both"/>
       </w:pPr>
       <w:r>
         <w:t xml:space="preserve">5.1. </w:t>
@@ -940,12 +957,12 @@
     </w:p>
     <w:p>
       <w:pPr>
-        <w:spacing w:after="60" w:before="20" w:line="276" w:lineRule="auto"/>
+        <w:spacing w:before="20" w:after="40" w:line="276" w:lineRule="auto"/>
         <w:ind w:left="360"/>
-        <w:jc w:val="left"/>
+        <w:jc w:val="both"/>
       </w:pPr>
       <w:r>
-        <w:t xml:space="preserve">•  Trong vòng </w:t>
+        <w:t xml:space="preserve">Trong vòng </w:t>
       </w:r>
       <w:r>
         <w:rPr>
@@ -959,8 +976,8 @@
     </w:p>
     <w:p>
       <w:pPr>
-        <w:spacing w:after="80" w:before="0" w:line="276" w:lineRule="auto"/>
-        <w:jc w:val="left"/>
+        <w:spacing w:before="20" w:after="60" w:line="276" w:lineRule="auto"/>
+        <w:jc w:val="both"/>
       </w:pPr>
       <w:r>
         <w:t xml:space="preserve">5.2. </w:t>
@@ -986,8 +1003,8 @@
     </w:p>
     <w:p>
       <w:pPr>
-        <w:spacing w:after="80" w:before="0" w:line="276" w:lineRule="auto"/>
-        <w:jc w:val="left"/>
+        <w:spacing w:before="20" w:after="60" w:line="276" w:lineRule="auto"/>
+        <w:jc w:val="both"/>
       </w:pPr>
       <w:r>
         <w:t xml:space="preserve">5.3. </w:t>
@@ -1022,32 +1039,22 @@
     </w:p>
     <w:p>
       <w:pPr>
-        <w:spacing w:after="120" w:before="80"/>
-      </w:pPr>
-      <w:r>
-        <w:rPr>
-          <w:color w:val="CBD5E1"/>
-        </w:rPr>
-        <w:t>―――――――――――――――――――――――――――――――――――――――――――――――――――――――</w:t>
-      </w:r>
-    </w:p>
-    <w:p>
-      <w:pPr>
-        <w:spacing w:before="160" w:after="60"/>
+        <w:spacing w:before="180" w:after="60" w:line="276" w:lineRule="auto"/>
+        <w:jc w:val="left"/>
       </w:pPr>
       <w:r>
         <w:rPr>
           <w:b/>
-          <w:color w:val="0D7647"/>
-          <w:sz w:val="23"/>
+          <w:color w:val="0F172A"/>
+          <w:sz w:val="22"/>
         </w:rPr>
         <w:t>ĐIỀU 6: HỖ TRỢ THỰC HIỆN QUYỀN CỦA CHỦ THỂ DỮ LIỆU (DSR)</w:t>
       </w:r>
     </w:p>
     <w:p>
       <w:pPr>
-        <w:spacing w:after="80" w:before="0" w:line="276" w:lineRule="auto"/>
-        <w:jc w:val="left"/>
+        <w:spacing w:before="20" w:after="60" w:line="276" w:lineRule="auto"/>
+        <w:jc w:val="both"/>
       </w:pPr>
       <w:r>
         <w:t>Căn cứ Điều 9 Nghị định 13/2023/NĐ-CP, chủ thể dữ liệu có 11 quyền hợp pháp (quyền được biết, đồng ý, truy cập, rút lại sự đồng ý, xóa dữ liệu, hạn chế xử lý, khiếu nại...):</w:t>
@@ -1055,8 +1062,8 @@
     </w:p>
     <w:p>
       <w:pPr>
-        <w:spacing w:after="80" w:before="0" w:line="276" w:lineRule="auto"/>
-        <w:jc w:val="left"/>
+        <w:spacing w:before="20" w:after="60" w:line="276" w:lineRule="auto"/>
+        <w:jc w:val="both"/>
       </w:pPr>
       <w:r>
         <w:t xml:space="preserve">6.1. Khi chủ thể dữ liệu gửi yêu cầu thực hiện quyền trực tiếp đến Bên B, Bên B sẽ chuyển tiếp yêu cầu đó cho Bên A trong vòng </w:t>
@@ -1073,8 +1080,8 @@
     </w:p>
     <w:p>
       <w:pPr>
-        <w:spacing w:after="80" w:before="0" w:line="276" w:lineRule="auto"/>
-        <w:jc w:val="left"/>
+        <w:spacing w:before="20" w:after="60" w:line="276" w:lineRule="auto"/>
+        <w:jc w:val="both"/>
       </w:pPr>
       <w:r>
         <w:t xml:space="preserve">6.2. Bên B cam kết cung cấp các công cụ kỹ thuật và thực thi thao tác xóa, trích xuất hoặc chỉnh sửa bản ghi dữ liệu cá nhân theo lệnh hợp lệ của Bên A trong thời hạn tối đa </w:t>
@@ -1091,32 +1098,22 @@
     </w:p>
     <w:p>
       <w:pPr>
-        <w:spacing w:after="120" w:before="80"/>
-      </w:pPr>
-      <w:r>
-        <w:rPr>
-          <w:color w:val="CBD5E1"/>
-        </w:rPr>
-        <w:t>―――――――――――――――――――――――――――――――――――――――――――――――――――――――</w:t>
-      </w:r>
-    </w:p>
-    <w:p>
-      <w:pPr>
-        <w:spacing w:before="160" w:after="60"/>
+        <w:spacing w:before="180" w:after="60" w:line="276" w:lineRule="auto"/>
+        <w:jc w:val="left"/>
       </w:pPr>
       <w:r>
         <w:rPr>
           <w:b/>
-          <w:color w:val="0D7647"/>
-          <w:sz w:val="23"/>
+          <w:color w:val="0F172A"/>
+          <w:sz w:val="22"/>
         </w:rPr>
         <w:t>ĐIỀU 7: THỜI HẠN LƯU TRỮ, TRẢ LẠI VÀ XÓA DỮ LIỆU VĨNH VIỄN</w:t>
       </w:r>
     </w:p>
     <w:p>
       <w:pPr>
-        <w:spacing w:after="80" w:before="0" w:line="276" w:lineRule="auto"/>
-        <w:jc w:val="left"/>
+        <w:spacing w:before="20" w:after="60" w:line="276" w:lineRule="auto"/>
+        <w:jc w:val="both"/>
       </w:pPr>
       <w:r>
         <w:t xml:space="preserve">7.1. </w:t>
@@ -1142,8 +1139,8 @@
     </w:p>
     <w:p>
       <w:pPr>
-        <w:spacing w:after="80" w:before="0" w:line="276" w:lineRule="auto"/>
-        <w:jc w:val="left"/>
+        <w:spacing w:before="20" w:after="60" w:line="276" w:lineRule="auto"/>
+        <w:jc w:val="both"/>
       </w:pPr>
       <w:r>
         <w:t xml:space="preserve">7.2. </w:t>
@@ -1169,8 +1166,8 @@
     </w:p>
     <w:p>
       <w:pPr>
-        <w:spacing w:after="80" w:before="0" w:line="276" w:lineRule="auto"/>
-        <w:jc w:val="left"/>
+        <w:spacing w:before="20" w:after="60" w:line="276" w:lineRule="auto"/>
+        <w:jc w:val="both"/>
       </w:pPr>
       <w:r>
         <w:t xml:space="preserve">a) Bên B xuất toàn bộ dữ liệu khách hàng thuộc quyền sở hữu của Bên A dưới dạng tệp chuẩn (CSV/JSON) bàn giao cho Bên A;  </w:t>
@@ -1178,8 +1175,8 @@
     </w:p>
     <w:p>
       <w:pPr>
-        <w:spacing w:after="80" w:before="0" w:line="276" w:lineRule="auto"/>
-        <w:jc w:val="left"/>
+        <w:spacing w:before="20" w:after="60" w:line="276" w:lineRule="auto"/>
+        <w:jc w:val="both"/>
       </w:pPr>
       <w:r>
         <w:t xml:space="preserve">b) Bên B thực hiện xóa vĩnh viễn không thể phục hồi (Permanent cryptographic deletion) toàn bộ bản ghi dữ liệu cá nhân trên các hệ thống, máy chủ lưu trữ của Bên B (ngoại trừ các chứng từ kế toán thuế bắt buộc phải lưu trữ theo Luật Kế toán);  </w:t>
@@ -1187,8 +1184,8 @@
     </w:p>
     <w:p>
       <w:pPr>
-        <w:spacing w:after="80" w:before="0" w:line="276" w:lineRule="auto"/>
-        <w:jc w:val="left"/>
+        <w:spacing w:before="20" w:after="60" w:line="276" w:lineRule="auto"/>
+        <w:jc w:val="both"/>
       </w:pPr>
       <w:r>
         <w:t xml:space="preserve">c) Bên B ký và cấp </w:t>
@@ -1205,32 +1202,22 @@
     </w:p>
     <w:p>
       <w:pPr>
-        <w:spacing w:after="120" w:before="80"/>
-      </w:pPr>
-      <w:r>
-        <w:rPr>
-          <w:color w:val="CBD5E1"/>
-        </w:rPr>
-        <w:t>―――――――――――――――――――――――――――――――――――――――――――――――――――――――</w:t>
-      </w:r>
-    </w:p>
-    <w:p>
-      <w:pPr>
-        <w:spacing w:before="160" w:after="60"/>
+        <w:spacing w:before="180" w:after="60" w:line="276" w:lineRule="auto"/>
+        <w:jc w:val="left"/>
       </w:pPr>
       <w:r>
         <w:rPr>
           <w:b/>
-          <w:color w:val="0D7647"/>
-          <w:sz w:val="23"/>
+          <w:color w:val="0F172A"/>
+          <w:sz w:val="22"/>
         </w:rPr>
         <w:t>ĐIỀU 8: GIỚI HẠN TRÁCH NHIỆM &amp; MIỄN TRỪ</w:t>
       </w:r>
     </w:p>
     <w:p>
       <w:pPr>
-        <w:spacing w:after="80" w:before="0" w:line="276" w:lineRule="auto"/>
-        <w:jc w:val="left"/>
+        <w:spacing w:before="20" w:after="60" w:line="276" w:lineRule="auto"/>
+        <w:jc w:val="both"/>
       </w:pPr>
       <w:r>
         <w:t xml:space="preserve">8.1. Bên B chỉ chịu trách nhiệm bồi thường thiệt hại trực tiếp nếu Bên A chứng minh được bằng phán quyết có hiệu lực pháp luật rằng sự cố lộ lọt dữ liệu hoàn toàn do lỗi bất cẩn nghiêm trọng hoặc hành vi cố ý vi phạm cam kết kỹ thuật của Bên B.  </w:t>
@@ -1238,8 +1225,8 @@
     </w:p>
     <w:p>
       <w:pPr>
-        <w:spacing w:after="80" w:before="0" w:line="276" w:lineRule="auto"/>
-        <w:jc w:val="left"/>
+        <w:spacing w:before="20" w:after="60" w:line="276" w:lineRule="auto"/>
+        <w:jc w:val="both"/>
       </w:pPr>
       <w:r>
         <w:t xml:space="preserve">8.2. </w:t>
@@ -1253,48 +1240,48 @@
     </w:p>
     <w:p>
       <w:pPr>
-        <w:spacing w:after="60" w:before="20" w:line="276" w:lineRule="auto"/>
+        <w:spacing w:before="20" w:after="40" w:line="276" w:lineRule="auto"/>
         <w:ind w:left="360"/>
-        <w:jc w:val="left"/>
+        <w:jc w:val="both"/>
       </w:pPr>
       <w:r>
-        <w:t>•  Bên A thu thập dữ liệu người dùng mà không có sự đồng ý hợp lệ (không có Opt-in Consent);</w:t>
+        <w:t>Bên A thu thập dữ liệu người dùng mà không có sự đồng ý hợp lệ (không có Opt-in Consent);</w:t>
       </w:r>
     </w:p>
     <w:p>
       <w:pPr>
-        <w:spacing w:after="60" w:before="20" w:line="276" w:lineRule="auto"/>
+        <w:spacing w:before="20" w:after="40" w:line="276" w:lineRule="auto"/>
         <w:ind w:left="360"/>
-        <w:jc w:val="left"/>
+        <w:jc w:val="both"/>
       </w:pPr>
       <w:r>
-        <w:t>•  Nhân sự của Bên A làm lộ tài khoản quản trị, mật khẩu hoặc thiết bị của Bên A bị nhiễm phần mềm gián điệp;</w:t>
+        <w:t>Nhân sự của Bên A làm lộ tài khoản quản trị, mật khẩu hoặc thiết bị của Bên A bị nhiễm phần mềm gián điệp;</w:t>
       </w:r>
     </w:p>
     <w:p>
       <w:pPr>
-        <w:spacing w:after="60" w:before="20" w:line="276" w:lineRule="auto"/>
+        <w:spacing w:before="20" w:after="40" w:line="276" w:lineRule="auto"/>
         <w:ind w:left="360"/>
-        <w:jc w:val="left"/>
+        <w:jc w:val="both"/>
       </w:pPr>
       <w:r>
-        <w:t>•  Bên A tự ý cấu hình sai quyền truy cập hoặc chia sẻ dữ liệu cho bên thứ ba ngoài hệ thống;</w:t>
+        <w:t>Bên A tự ý cấu hình sai quyền truy cập hoặc chia sẻ dữ liệu cho bên thứ ba ngoài hệ thống;</w:t>
       </w:r>
     </w:p>
     <w:p>
       <w:pPr>
-        <w:spacing w:after="60" w:before="20" w:line="276" w:lineRule="auto"/>
+        <w:spacing w:before="20" w:after="40" w:line="276" w:lineRule="auto"/>
         <w:ind w:left="360"/>
-        <w:jc w:val="left"/>
+        <w:jc w:val="both"/>
       </w:pPr>
       <w:r>
-        <w:t xml:space="preserve">•  Sự cố phát sinh do tấn công mạng cấp quốc gia hoặc lỗ hổng Zero-day toàn cầu chưa có bản vá từ nhà sản xuất hạ tầng.  </w:t>
+        <w:t>Sự cố phát sinh do tấn công mạng cấp quốc gia hoặc lỗ hổng Zero-day toàn cầu chưa có bản vá từ nhà sản xuất hạ tầng.</w:t>
       </w:r>
     </w:p>
     <w:p>
       <w:pPr>
-        <w:spacing w:after="80" w:before="0" w:line="276" w:lineRule="auto"/>
-        <w:jc w:val="left"/>
+        <w:spacing w:before="20" w:after="60" w:line="276" w:lineRule="auto"/>
+        <w:jc w:val="both"/>
       </w:pPr>
       <w:r>
         <w:t>8.3. Mức trần trách nhiệm bồi thường của Bên B đối với Thỏa thuận DPA này tuân thủ theo mức trần trách nhiệm chung quy định tại Điều 16 Hợp đồng Khung MSA.</w:t>
@@ -1302,81 +1289,407 @@
     </w:p>
     <w:p>
       <w:pPr>
-        <w:spacing w:after="120" w:before="80"/>
-      </w:pPr>
-      <w:r>
-        <w:rPr>
-          <w:color w:val="CBD5E1"/>
-        </w:rPr>
-        <w:t>―――――――――――――――――――――――――――――――――――――――――――――――――――――――</w:t>
-      </w:r>
-    </w:p>
-    <w:p>
-      <w:pPr>
-        <w:spacing w:before="160" w:after="60"/>
+        <w:spacing w:before="180" w:after="60" w:line="276" w:lineRule="auto"/>
+        <w:jc w:val="left"/>
       </w:pPr>
       <w:r>
         <w:rPr>
           <w:b/>
-          <w:color w:val="0D7647"/>
-          <w:sz w:val="23"/>
+          <w:color w:val="0F172A"/>
+          <w:sz w:val="22"/>
         </w:rPr>
         <w:t>ĐẠI DIỆN HỢP PHÁP CÁC BÊN KÝ TÊN</w:t>
       </w:r>
     </w:p>
     <w:p>
       <w:pPr>
-        <w:spacing w:after="80" w:before="0" w:line="276" w:lineRule="auto"/>
-        <w:jc w:val="left"/>
+        <w:spacing w:before="20" w:after="60" w:line="276" w:lineRule="auto"/>
+        <w:jc w:val="both"/>
       </w:pPr>
       <w:r>
         <w:rPr>
-          <w:rFonts w:ascii="Consolas" w:hAnsi="Consolas"/>
-          <w:color w:val="B42828"/>
-          <w:sz w:val="20"/>
+          <w:i/>
         </w:rPr>
-      </w:r>
-      <w:r>
-        <w:t>`</w:t>
+        <w:t>(Ký, ghi rõ họ tên và đóng dấu)</w:t>
       </w:r>
     </w:p>
+    <w:tbl>
+      <w:tblPr>
+        <w:tblW w:type="auto" w:w="0"/>
+        <w:jc w:val="center"/>
+        <w:tblLook w:firstColumn="1" w:firstRow="1" w:lastColumn="0" w:lastRow="0" w:noHBand="0" w:noVBand="1" w:val="04A0"/>
+        <w:tblBorders>
+          <w:top w:val="single" w:sz="4" w:space="0" w:color="CBD5E1"/>
+          <w:bottom w:val="single" w:sz="4" w:space="0" w:color="CBD5E1"/>
+          <w:left w:val="none"/>
+          <w:right w:val="none"/>
+          <w:insideH w:val="single" w:sz="4" w:space="0" w:color="CBD5E1"/>
+          <w:insideV w:val="none"/>
+        </w:tblBorders>
+      </w:tblPr>
+      <w:tblGrid>
+        <w:gridCol w:w="4874"/>
+        <w:gridCol w:w="4874"/>
+      </w:tblGrid>
+      <w:tr>
+        <w:trPr>
+          <w:cantSplit/>
+        </w:trPr>
+        <w:tc>
+          <w:tcPr>
+            <w:tcW w:type="dxa" w:w="4867"/>
+            <w:vAlign w:val="center"/>
+            <w:tcW w:w="4867" w:type="dxa"/>
+            <w:tcMar>
+              <w:top w:w="90" w:type="dxa"/>
+              <w:bottom w:w="90" w:type="dxa"/>
+              <w:left w:w="100" w:type="dxa"/>
+              <w:right w:w="100" w:type="dxa"/>
+            </w:tcMar>
+            <w:shd w:fill="F8FAFC"/>
+          </w:tcPr>
+          <w:p>
+            <w:r/>
+          </w:p>
+          <w:p>
+            <w:pPr>
+              <w:spacing w:before="0" w:after="40" w:line="276" w:lineRule="auto"/>
+              <w:jc w:val="center"/>
+            </w:pPr>
+            <w:r>
+              <w:rPr>
+                <w:b/>
+                <w:sz w:val="20"/>
+              </w:rPr>
+              <w:t>ĐẠI DIỆN BÊN A (BÊN KIỂM SOÁT DỮ LIỆU)</w:t>
+            </w:r>
+          </w:p>
+        </w:tc>
+        <w:tc>
+          <w:tcPr>
+            <w:tcW w:type="dxa" w:w="4882"/>
+            <w:vAlign w:val="center"/>
+            <w:tcW w:w="4881" w:type="dxa"/>
+            <w:tcMar>
+              <w:top w:w="90" w:type="dxa"/>
+              <w:bottom w:w="90" w:type="dxa"/>
+              <w:left w:w="100" w:type="dxa"/>
+              <w:right w:w="100" w:type="dxa"/>
+            </w:tcMar>
+            <w:shd w:fill="F8FAFC"/>
+          </w:tcPr>
+          <w:p>
+            <w:r/>
+          </w:p>
+          <w:p>
+            <w:pPr>
+              <w:spacing w:before="0" w:after="40" w:line="276" w:lineRule="auto"/>
+              <w:jc w:val="center"/>
+            </w:pPr>
+            <w:r>
+              <w:rPr>
+                <w:b/>
+                <w:sz w:val="20"/>
+              </w:rPr>
+              <w:t>ĐẠI DIỆN BÊN B (BÊN XỬ LÝ DỮ LIỆU)</w:t>
+            </w:r>
+          </w:p>
+        </w:tc>
+      </w:tr>
+      <w:tr>
+        <w:trPr>
+          <w:cantSplit/>
+        </w:trPr>
+        <w:tc>
+          <w:tcPr>
+            <w:tcW w:type="dxa" w:w="4867"/>
+            <w:vAlign w:val="center"/>
+            <w:tcW w:w="4867" w:type="dxa"/>
+            <w:tcMar>
+              <w:top w:w="80" w:type="dxa"/>
+              <w:bottom w:w="80" w:type="dxa"/>
+              <w:left w:w="100" w:type="dxa"/>
+              <w:right w:w="100" w:type="dxa"/>
+            </w:tcMar>
+            <w:shd w:fill="FFFFFF"/>
+          </w:tcPr>
+          <w:p>
+            <w:r/>
+          </w:p>
+          <w:p>
+            <w:pPr>
+              <w:spacing w:before="0" w:after="40" w:line="276" w:lineRule="auto"/>
+              <w:jc w:val="left"/>
+            </w:pPr>
+            <w:r>
+              <w:rPr>
+                <w:b/>
+              </w:rPr>
+              <w:t>[TÊN_DOANH_NGHIỆP_KHÁCH_HÀNG]</w:t>
+            </w:r>
+          </w:p>
+        </w:tc>
+        <w:tc>
+          <w:tcPr>
+            <w:tcW w:type="dxa" w:w="4882"/>
+            <w:vAlign w:val="center"/>
+            <w:tcW w:w="4881" w:type="dxa"/>
+            <w:tcMar>
+              <w:top w:w="80" w:type="dxa"/>
+              <w:bottom w:w="80" w:type="dxa"/>
+              <w:left w:w="100" w:type="dxa"/>
+              <w:right w:w="100" w:type="dxa"/>
+            </w:tcMar>
+            <w:shd w:fill="FFFFFF"/>
+          </w:tcPr>
+          <w:p>
+            <w:r/>
+          </w:p>
+          <w:p>
+            <w:pPr>
+              <w:spacing w:before="0" w:after="40" w:line="276" w:lineRule="auto"/>
+              <w:jc w:val="left"/>
+            </w:pPr>
+            <w:r>
+              <w:rPr>
+                <w:b/>
+              </w:rPr>
+              <w:t>[LOCALMATE_LEGAL_NAME]</w:t>
+            </w:r>
+          </w:p>
+        </w:tc>
+      </w:tr>
+      <w:tr>
+        <w:trPr>
+          <w:cantSplit/>
+        </w:trPr>
+        <w:tc>
+          <w:tcPr>
+            <w:tcW w:type="dxa" w:w="4867"/>
+            <w:vAlign w:val="center"/>
+            <w:tcW w:w="4867" w:type="dxa"/>
+            <w:tcMar>
+              <w:top w:w="80" w:type="dxa"/>
+              <w:bottom w:w="80" w:type="dxa"/>
+              <w:left w:w="100" w:type="dxa"/>
+              <w:right w:w="100" w:type="dxa"/>
+            </w:tcMar>
+            <w:shd w:fill="FAFAFA"/>
+          </w:tcPr>
+          <w:p>
+            <w:r/>
+          </w:p>
+          <w:p>
+            <w:pPr>
+              <w:spacing w:before="0" w:after="40" w:line="276" w:lineRule="auto"/>
+              <w:jc w:val="left"/>
+            </w:pPr>
+            <w:r>
+              <w:rPr>
+                <w:i/>
+              </w:rPr>
+              <w:t>(Ký tên, đóng dấu hoặc Ký số điện tử)</w:t>
+            </w:r>
+          </w:p>
+        </w:tc>
+        <w:tc>
+          <w:tcPr>
+            <w:tcW w:type="dxa" w:w="4882"/>
+            <w:vAlign w:val="center"/>
+            <w:tcW w:w="4881" w:type="dxa"/>
+            <w:tcMar>
+              <w:top w:w="80" w:type="dxa"/>
+              <w:bottom w:w="80" w:type="dxa"/>
+              <w:left w:w="100" w:type="dxa"/>
+              <w:right w:w="100" w:type="dxa"/>
+            </w:tcMar>
+            <w:shd w:fill="FAFAFA"/>
+          </w:tcPr>
+          <w:p>
+            <w:r/>
+          </w:p>
+          <w:p>
+            <w:pPr>
+              <w:spacing w:before="0" w:after="40" w:line="276" w:lineRule="auto"/>
+              <w:jc w:val="left"/>
+            </w:pPr>
+            <w:r>
+              <w:rPr>
+                <w:i/>
+              </w:rPr>
+              <w:t>(Ký tên, đóng dấu hoặc Ký số điện tử)</w:t>
+            </w:r>
+          </w:p>
+        </w:tc>
+      </w:tr>
+      <w:tr>
+        <w:trPr>
+          <w:cantSplit/>
+        </w:trPr>
+        <w:tc>
+          <w:tcPr>
+            <w:tcW w:type="dxa" w:w="4867"/>
+            <w:vAlign w:val="center"/>
+            <w:tcW w:w="4867" w:type="dxa"/>
+            <w:tcMar>
+              <w:top w:w="80" w:type="dxa"/>
+              <w:bottom w:w="80" w:type="dxa"/>
+              <w:left w:w="100" w:type="dxa"/>
+              <w:right w:w="100" w:type="dxa"/>
+            </w:tcMar>
+            <w:shd w:fill="FFFFFF"/>
+          </w:tcPr>
+          <w:p>
+            <w:r/>
+          </w:p>
+        </w:tc>
+        <w:tc>
+          <w:tcPr>
+            <w:tcW w:type="dxa" w:w="4882"/>
+            <w:vAlign w:val="center"/>
+            <w:tcW w:w="4881" w:type="dxa"/>
+            <w:tcMar>
+              <w:top w:w="80" w:type="dxa"/>
+              <w:bottom w:w="80" w:type="dxa"/>
+              <w:left w:w="100" w:type="dxa"/>
+              <w:right w:w="100" w:type="dxa"/>
+            </w:tcMar>
+            <w:shd w:fill="FFFFFF"/>
+          </w:tcPr>
+          <w:p>
+            <w:r/>
+          </w:p>
+        </w:tc>
+      </w:tr>
+      <w:tr>
+        <w:trPr>
+          <w:cantSplit/>
+        </w:trPr>
+        <w:tc>
+          <w:tcPr>
+            <w:tcW w:type="dxa" w:w="4867"/>
+            <w:vAlign w:val="center"/>
+            <w:tcW w:w="4867" w:type="dxa"/>
+            <w:tcMar>
+              <w:top w:w="80" w:type="dxa"/>
+              <w:bottom w:w="80" w:type="dxa"/>
+              <w:left w:w="100" w:type="dxa"/>
+              <w:right w:w="100" w:type="dxa"/>
+            </w:tcMar>
+            <w:shd w:fill="FAFAFA"/>
+          </w:tcPr>
+          <w:p>
+            <w:r/>
+          </w:p>
+          <w:p>
+            <w:pPr>
+              <w:spacing w:before="0" w:after="40" w:line="276" w:lineRule="auto"/>
+              <w:jc w:val="left"/>
+            </w:pPr>
+            <w:r>
+              <w:rPr>
+                <w:b/>
+              </w:rPr>
+              <w:t>[ĐẠI_DIỆN_KHÁCH_HÀNG]</w:t>
+            </w:r>
+          </w:p>
+        </w:tc>
+        <w:tc>
+          <w:tcPr>
+            <w:tcW w:type="dxa" w:w="4882"/>
+            <w:vAlign w:val="center"/>
+            <w:tcW w:w="4881" w:type="dxa"/>
+            <w:tcMar>
+              <w:top w:w="80" w:type="dxa"/>
+              <w:bottom w:w="80" w:type="dxa"/>
+              <w:left w:w="100" w:type="dxa"/>
+              <w:right w:w="100" w:type="dxa"/>
+            </w:tcMar>
+            <w:shd w:fill="FAFAFA"/>
+          </w:tcPr>
+          <w:p>
+            <w:r/>
+          </w:p>
+          <w:p>
+            <w:pPr>
+              <w:spacing w:before="0" w:after="40" w:line="276" w:lineRule="auto"/>
+              <w:jc w:val="left"/>
+            </w:pPr>
+            <w:r>
+              <w:rPr>
+                <w:b/>
+              </w:rPr>
+              <w:t>[REPRESENTATIVE]</w:t>
+            </w:r>
+          </w:p>
+        </w:tc>
+      </w:tr>
+      <w:tr>
+        <w:trPr>
+          <w:cantSplit/>
+        </w:trPr>
+        <w:tc>
+          <w:tcPr>
+            <w:tcW w:type="dxa" w:w="4867"/>
+            <w:vAlign w:val="center"/>
+            <w:tcW w:w="4867" w:type="dxa"/>
+            <w:tcMar>
+              <w:top w:w="80" w:type="dxa"/>
+              <w:bottom w:w="80" w:type="dxa"/>
+              <w:left w:w="100" w:type="dxa"/>
+              <w:right w:w="100" w:type="dxa"/>
+            </w:tcMar>
+            <w:shd w:fill="FFFFFF"/>
+          </w:tcPr>
+          <w:p>
+            <w:r/>
+          </w:p>
+          <w:p>
+            <w:pPr>
+              <w:spacing w:before="0" w:after="40" w:line="276" w:lineRule="auto"/>
+              <w:jc w:val="left"/>
+            </w:pPr>
+            <w:r>
+              <w:t>Chức vụ: [CHỨC_VỤ_KHÁCH_HÀNG]</w:t>
+            </w:r>
+          </w:p>
+        </w:tc>
+        <w:tc>
+          <w:tcPr>
+            <w:tcW w:type="dxa" w:w="4882"/>
+            <w:vAlign w:val="center"/>
+            <w:tcW w:w="4881" w:type="dxa"/>
+            <w:tcMar>
+              <w:top w:w="80" w:type="dxa"/>
+              <w:bottom w:w="80" w:type="dxa"/>
+              <w:left w:w="100" w:type="dxa"/>
+              <w:right w:w="100" w:type="dxa"/>
+            </w:tcMar>
+            <w:shd w:fill="FFFFFF"/>
+          </w:tcPr>
+          <w:p>
+            <w:r/>
+          </w:p>
+          <w:p>
+            <w:pPr>
+              <w:spacing w:before="0" w:after="40" w:line="276" w:lineRule="auto"/>
+              <w:jc w:val="left"/>
+            </w:pPr>
+            <w:r>
+              <w:t>Chức vụ: [TITLE]</w:t>
+            </w:r>
+          </w:p>
+        </w:tc>
+      </w:tr>
+    </w:tbl>
     <w:p>
       <w:pPr>
-        <w:spacing w:after="80" w:before="0" w:line="276" w:lineRule="auto"/>
-        <w:jc w:val="left"/>
+        <w:spacing w:before="0" w:after="80"/>
       </w:pPr>
-      <w:r>
-        <w:t xml:space="preserve">             ĐẠI DIỆN BÊN A                                   ĐẠI DIỆN BÊN B</w:t>
-      </w:r>
-    </w:p>
-    <w:p>
-      <w:pPr>
-        <w:spacing w:after="80" w:before="0" w:line="276" w:lineRule="auto"/>
-        <w:jc w:val="left"/>
-      </w:pPr>
-      <w:r>
-        <w:t xml:space="preserve">  (Ký tên, đóng dấu hoặc Ký số điện tử)             (Ký tên, đóng dấu hoặc Ký số điện tử)</w:t>
-      </w:r>
-    </w:p>
-    <w:p>
-      <w:pPr>
-        <w:spacing w:after="80" w:before="0" w:line="276" w:lineRule="auto"/>
-        <w:jc w:val="left"/>
-      </w:pPr>
-      <w:r>
-        <w:rPr>
-          <w:rFonts w:ascii="Consolas" w:hAnsi="Consolas"/>
-          <w:color w:val="B42828"/>
-          <w:sz w:val="20"/>
-        </w:rPr>
-      </w:r>
-      <w:r>
-        <w:t>`</w:t>
-      </w:r>
     </w:p>
     <w:sectPr>
       <w:pgSz w:w="11909" w:h="16834"/>
-      <w:pgMar w:top="1152" w:right="1152" w:bottom="1152" w:left="1152" w:header="720" w:footer="720" w:gutter="0"/>
+      <w:pgMar w:top="1138" w:right="936" w:bottom="1138" w:left="1224" w:header="720" w:footer="720" w:gutter="0"/>
       <w:cols w:space="720"/>
       <w:docGrid w:linePitch="360"/>
     </w:sectPr>
@@ -1749,7 +2062,7 @@
     <w:rsid w:val="00FC693F"/>
     <w:rPr>
       <w:rFonts w:ascii="Times New Roman" w:hAnsi="Times New Roman"/>
-      <w:color w:val="1E293B"/>
+      <w:color w:val="0F172A"/>
       <w:sz w:val="22"/>
     </w:rPr>
   </w:style>
